--- a/docs/Test suite.docx
+++ b/docs/Test suite.docx
@@ -1021,7 +1021,7 @@
           <w:r>
             <w:fldChar w:fldCharType="separate"/>
           </w:r>
-          <w:hyperlink w:anchor="_Toc241620624" w:history="1">
+          <w:hyperlink w:anchor="_Toc241648946" w:history="1">
             <w:r>
               <w:rPr>
                 <w:rStyle w:val="Hyperlink"/>
@@ -1071,7 +1071,7 @@
                 <w:noProof/>
                 <w:webHidden/>
               </w:rPr>
-              <w:instrText xml:space="preserve"> PAGEREF _Toc241620624 \h </w:instrText>
+              <w:instrText xml:space="preserve"> PAGEREF _Toc241648946 \h </w:instrText>
             </w:r>
             <w:r>
               <w:rPr>
@@ -1121,7 +1121,7 @@
               <w14:ligatures w14:val="standardContextual"/>
             </w:rPr>
           </w:pPr>
-          <w:hyperlink w:anchor="_Toc241620625" w:history="1">
+          <w:hyperlink w:anchor="_Toc241648947" w:history="1">
             <w:r>
               <w:rPr>
                 <w:rStyle w:val="Hyperlink"/>
@@ -1171,7 +1171,7 @@
                 <w:noProof/>
                 <w:webHidden/>
               </w:rPr>
-              <w:instrText xml:space="preserve"> PAGEREF _Toc241620625 \h </w:instrText>
+              <w:instrText xml:space="preserve"> PAGEREF _Toc241648947 \h </w:instrText>
             </w:r>
             <w:r>
               <w:rPr>
@@ -1221,7 +1221,7 @@
               <w14:ligatures w14:val="standardContextual"/>
             </w:rPr>
           </w:pPr>
-          <w:hyperlink w:anchor="_Toc241620626" w:history="1">
+          <w:hyperlink w:anchor="_Toc241648948" w:history="1">
             <w:r>
               <w:rPr>
                 <w:rStyle w:val="Hyperlink"/>
@@ -1271,7 +1271,7 @@
                 <w:noProof/>
                 <w:webHidden/>
               </w:rPr>
-              <w:instrText xml:space="preserve"> PAGEREF _Toc241620626 \h </w:instrText>
+              <w:instrText xml:space="preserve"> PAGEREF _Toc241648948 \h </w:instrText>
             </w:r>
             <w:r>
               <w:rPr>
@@ -1321,7 +1321,7 @@
               <w14:ligatures w14:val="standardContextual"/>
             </w:rPr>
           </w:pPr>
-          <w:hyperlink w:anchor="_Toc241620627" w:history="1">
+          <w:hyperlink w:anchor="_Toc241648949" w:history="1">
             <w:r>
               <w:rPr>
                 <w:rStyle w:val="Hyperlink"/>
@@ -1371,7 +1371,7 @@
                 <w:noProof/>
                 <w:webHidden/>
               </w:rPr>
-              <w:instrText xml:space="preserve"> PAGEREF _Toc241620627 \h </w:instrText>
+              <w:instrText xml:space="preserve"> PAGEREF _Toc241648949 \h </w:instrText>
             </w:r>
             <w:r>
               <w:rPr>
@@ -1421,7 +1421,7 @@
               <w14:ligatures w14:val="standardContextual"/>
             </w:rPr>
           </w:pPr>
-          <w:hyperlink w:anchor="_Toc241620628" w:history="1">
+          <w:hyperlink w:anchor="_Toc241648950" w:history="1">
             <w:r>
               <w:rPr>
                 <w:rStyle w:val="Hyperlink"/>
@@ -1471,7 +1471,7 @@
                 <w:noProof/>
                 <w:webHidden/>
               </w:rPr>
-              <w:instrText xml:space="preserve"> PAGEREF _Toc241620628 \h </w:instrText>
+              <w:instrText xml:space="preserve"> PAGEREF _Toc241648950 \h </w:instrText>
             </w:r>
             <w:r>
               <w:rPr>
@@ -1521,7 +1521,7 @@
               <w14:ligatures w14:val="standardContextual"/>
             </w:rPr>
           </w:pPr>
-          <w:hyperlink w:anchor="_Toc241620629" w:history="1">
+          <w:hyperlink w:anchor="_Toc241648951" w:history="1">
             <w:r>
               <w:rPr>
                 <w:rStyle w:val="Hyperlink"/>
@@ -1571,7 +1571,7 @@
                 <w:noProof/>
                 <w:webHidden/>
               </w:rPr>
-              <w:instrText xml:space="preserve"> PAGEREF _Toc241620629 \h </w:instrText>
+              <w:instrText xml:space="preserve"> PAGEREF _Toc241648951 \h </w:instrText>
             </w:r>
             <w:r>
               <w:rPr>
@@ -1621,7 +1621,7 @@
               <w14:ligatures w14:val="standardContextual"/>
             </w:rPr>
           </w:pPr>
-          <w:hyperlink w:anchor="_Toc241620630" w:history="1">
+          <w:hyperlink w:anchor="_Toc241648952" w:history="1">
             <w:r>
               <w:rPr>
                 <w:rStyle w:val="Hyperlink"/>
@@ -1671,7 +1671,7 @@
                 <w:noProof/>
                 <w:webHidden/>
               </w:rPr>
-              <w:instrText xml:space="preserve"> PAGEREF _Toc241620630 \h </w:instrText>
+              <w:instrText xml:space="preserve"> PAGEREF _Toc241648952 \h </w:instrText>
             </w:r>
             <w:r>
               <w:rPr>
@@ -1721,7 +1721,7 @@
               <w14:ligatures w14:val="standardContextual"/>
             </w:rPr>
           </w:pPr>
-          <w:hyperlink w:anchor="_Toc241620631" w:history="1">
+          <w:hyperlink w:anchor="_Toc241648953" w:history="1">
             <w:r>
               <w:rPr>
                 <w:rStyle w:val="Hyperlink"/>
@@ -1771,7 +1771,7 @@
                 <w:noProof/>
                 <w:webHidden/>
               </w:rPr>
-              <w:instrText xml:space="preserve"> PAGEREF _Toc241620631 \h </w:instrText>
+              <w:instrText xml:space="preserve"> PAGEREF _Toc241648953 \h </w:instrText>
             </w:r>
             <w:r>
               <w:rPr>
@@ -1821,7 +1821,7 @@
               <w14:ligatures w14:val="standardContextual"/>
             </w:rPr>
           </w:pPr>
-          <w:hyperlink w:anchor="_Toc241620632" w:history="1">
+          <w:hyperlink w:anchor="_Toc241648954" w:history="1">
             <w:r>
               <w:rPr>
                 <w:rStyle w:val="Hyperlink"/>
@@ -1871,7 +1871,7 @@
                 <w:noProof/>
                 <w:webHidden/>
               </w:rPr>
-              <w:instrText xml:space="preserve"> PAGEREF _Toc241620632 \h </w:instrText>
+              <w:instrText xml:space="preserve"> PAGEREF _Toc241648954 \h </w:instrText>
             </w:r>
             <w:r>
               <w:rPr>
@@ -1921,7 +1921,7 @@
               <w14:ligatures w14:val="standardContextual"/>
             </w:rPr>
           </w:pPr>
-          <w:hyperlink w:anchor="_Toc241620633" w:history="1">
+          <w:hyperlink w:anchor="_Toc241648955" w:history="1">
             <w:r>
               <w:rPr>
                 <w:rStyle w:val="Hyperlink"/>
@@ -1971,7 +1971,7 @@
                 <w:noProof/>
                 <w:webHidden/>
               </w:rPr>
-              <w:instrText xml:space="preserve"> PAGEREF _Toc241620633 \h </w:instrText>
+              <w:instrText xml:space="preserve"> PAGEREF _Toc241648955 \h </w:instrText>
             </w:r>
             <w:r>
               <w:rPr>
@@ -2021,7 +2021,7 @@
               <w14:ligatures w14:val="standardContextual"/>
             </w:rPr>
           </w:pPr>
-          <w:hyperlink w:anchor="_Toc241620634" w:history="1">
+          <w:hyperlink w:anchor="_Toc241648956" w:history="1">
             <w:r>
               <w:rPr>
                 <w:rStyle w:val="Hyperlink"/>
@@ -2071,7 +2071,7 @@
                 <w:noProof/>
                 <w:webHidden/>
               </w:rPr>
-              <w:instrText xml:space="preserve"> PAGEREF _Toc241620634 \h </w:instrText>
+              <w:instrText xml:space="preserve"> PAGEREF _Toc241648956 \h </w:instrText>
             </w:r>
             <w:r>
               <w:rPr>
@@ -2122,12 +2122,11 @@
       <w:r>
         <w:br w:type="page"/>
       </w:r>
-      <w:bookmarkStart w:id="0" w:name="_Toc241620624"/>
-      <w:r>
-        <w:rPr>
-          <w:lang w:val="en-GB"/>
-        </w:rPr>
-        <w:lastRenderedPageBreak/>
+      <w:bookmarkStart w:id="0" w:name="_Toc241648946"/>
+      <w:r>
+        <w:rPr>
+          <w:lang w:val="en-GB"/>
+        </w:rPr>
         <w:t>Description</w:t>
       </w:r>
       <w:bookmarkEnd w:id="0"/>
@@ -2242,7 +2241,7 @@
           <w:lang w:val="en-GB"/>
         </w:rPr>
       </w:pPr>
-      <w:bookmarkStart w:id="1" w:name="_Toc241620625"/>
+      <w:bookmarkStart w:id="1" w:name="_Toc241648947"/>
       <w:r>
         <w:rPr>
           <w:lang w:val="en-GB"/>
@@ -2537,7 +2536,7 @@
               <w:rPr>
                 <w:lang w:val="en-GB"/>
               </w:rPr>
-              <w:t>Screen under test</w:t>
+              <w:t>Connection way</w:t>
             </w:r>
           </w:p>
         </w:tc>
@@ -2557,7 +2556,7 @@
               <w:rPr>
                 <w:lang w:val="en-GB"/>
               </w:rPr>
-              <w:t>DLG_InicioCobroActual (dispatch code 89)</w:t>
+              <w:t>Testing (Connection tab). The screens sent from the Testing tab are only shown on the display with this connection way.</w:t>
             </w:r>
           </w:p>
         </w:tc>
@@ -2582,7 +2581,7 @@
               <w:rPr>
                 <w:lang w:val="en-GB"/>
               </w:rPr>
-              <w:t>DIT used</w:t>
+              <w:t>Screen under test</w:t>
             </w:r>
           </w:p>
         </w:tc>
@@ -2602,7 +2601,7 @@
               <w:rPr>
                 <w:lang w:val="en-GB"/>
               </w:rPr>
-              <w:t>Amount To Pay (type 3): fields AmountTotal and AmountAlreadyPayed, in cents.</w:t>
+              <w:t>DLG_InicioCobroActual (dispatch code 89)</w:t>
             </w:r>
           </w:p>
         </w:tc>
@@ -2627,7 +2626,7 @@
               <w:rPr>
                 <w:lang w:val="en-GB"/>
               </w:rPr>
-              <w:t>Test date</w:t>
+              <w:t>DIT used</w:t>
             </w:r>
           </w:p>
         </w:tc>
@@ -2647,6 +2646,51 @@
               <w:rPr>
                 <w:lang w:val="en-GB"/>
               </w:rPr>
+              <w:t>Amount To Pay (type 3): fields AmountTotal and AmountAlreadyPayed, in cents.</w:t>
+            </w:r>
+          </w:p>
+        </w:tc>
+      </w:tr>
+      <w:tr>
+        <w:trPr>
+          <w:cantSplit/>
+        </w:trPr>
+        <w:tc>
+          <w:tcPr>
+            <w:tcW w:w="3000" w:type="dxa"/>
+            <w:vAlign w:val="center"/>
+          </w:tcPr>
+          <w:p>
+            <w:pPr>
+              <w:spacing w:before="40" w:after="40"/>
+              <w:rPr>
+                <w:lang w:val="en-GB"/>
+              </w:rPr>
+            </w:pPr>
+            <w:r>
+              <w:rPr>
+                <w:lang w:val="en-GB"/>
+              </w:rPr>
+              <w:t>Test date</w:t>
+            </w:r>
+          </w:p>
+        </w:tc>
+        <w:tc>
+          <w:tcPr>
+            <w:tcW w:w="7300" w:type="dxa"/>
+            <w:vAlign w:val="center"/>
+          </w:tcPr>
+          <w:p>
+            <w:pPr>
+              <w:spacing w:before="40" w:after="40"/>
+              <w:rPr>
+                <w:lang w:val="en-GB"/>
+              </w:rPr>
+            </w:pPr>
+            <w:r>
+              <w:rPr>
+                <w:lang w:val="en-GB"/>
+              </w:rPr>
               <w:t>29/09/2026</w:t>
             </w:r>
           </w:p>
@@ -2667,7 +2711,7 @@
           <w:lang w:val="en-GB"/>
         </w:rPr>
       </w:pPr>
-      <w:bookmarkStart w:id="2" w:name="_Toc241620626"/>
+      <w:bookmarkStart w:id="2" w:name="_Toc241648948"/>
       <w:r>
         <w:rPr>
           <w:lang w:val="en-GB"/>
@@ -2813,9 +2857,8 @@
         <w:rPr>
           <w:noProof/>
         </w:rPr>
-        <w:lastRenderedPageBreak/>
         <w:drawing>
-          <wp:inline distT="0" distB="0" distL="0" distR="0" wp14:anchorId="009CBD86" wp14:editId="181F6804">
+          <wp:inline distT="0" distB="0" distL="0" distR="0" wp14:anchorId="4DF435EC" wp14:editId="2CC58384">
             <wp:extent cx="3600000" cy="2400000"/>
             <wp:effectExtent l="0" t="0" r="0" b="0"/>
             <wp:docPr id="6001" name="Picture 6001"/>
@@ -2894,7 +2937,7 @@
           <w:lang w:val="en-GB"/>
         </w:rPr>
       </w:pPr>
-      <w:bookmarkStart w:id="3" w:name="_Toc241620627"/>
+      <w:bookmarkStart w:id="3" w:name="_Toc241648949"/>
       <w:r>
         <w:rPr>
           <w:lang w:val="en-GB"/>
@@ -3301,7 +3344,7 @@
       <w:r>
         <w:br w:type="page"/>
       </w:r>
-      <w:bookmarkStart w:id="4" w:name="_Toc241620628"/>
+      <w:bookmarkStart w:id="4" w:name="_Toc241648950"/>
       <w:r>
         <w:rPr>
           <w:lang w:val="en-GB"/>
@@ -3309,6 +3352,27 @@
         <w:t>Opening the element in the web configurator</w:t>
       </w:r>
       <w:bookmarkEnd w:id="4"/>
+    </w:p>
+    <w:p>
+      <w:pPr>
+        <w:rPr>
+          <w:lang w:val="en-GB"/>
+        </w:rPr>
+      </w:pPr>
+      <w:r>
+        <w:rPr>
+          <w:b/>
+          <w:bCs/>
+          <w:lang w:val="en-GB"/>
+        </w:rPr>
+        <w:t>Note:</w:t>
+      </w:r>
+      <w:r>
+        <w:rPr>
+          <w:lang w:val="en-GB"/>
+        </w:rPr>
+        <w:t xml:space="preserve"> Before the tests, select the connection way Testing in the Connection tab and press SAVE, otherwise the display does not show the screens sent from the Testing tab. When the tests are finished, set the connection way back to SignalR or Socket and press SAVE.</w:t>
+      </w:r>
     </w:p>
     <w:p>
       <w:pPr>
@@ -3461,7 +3525,7 @@
           <w:noProof/>
         </w:rPr>
         <w:drawing>
-          <wp:inline distT="0" distB="0" distL="0" distR="0" wp14:anchorId="07E62CFC" wp14:editId="2458821F">
+          <wp:inline distT="0" distB="0" distL="0" distR="0" wp14:anchorId="30531E32" wp14:editId="7FBA2353">
             <wp:extent cx="5940000" cy="3341250"/>
             <wp:effectExtent l="0" t="0" r="0" b="0"/>
             <wp:docPr id="6002" name="Picture 6002"/>
@@ -3607,7 +3671,7 @@
           <w:noProof/>
         </w:rPr>
         <w:drawing>
-          <wp:inline distT="0" distB="0" distL="0" distR="0" wp14:anchorId="7284B4CA" wp14:editId="6818A38D">
+          <wp:inline distT="0" distB="0" distL="0" distR="0" wp14:anchorId="22EA2C14" wp14:editId="0CA9B7BC">
             <wp:extent cx="5940000" cy="3341250"/>
             <wp:effectExtent l="0" t="0" r="0" b="0"/>
             <wp:docPr id="6003" name="Picture 6003"/>
@@ -3725,7 +3789,7 @@
           <w:noProof/>
         </w:rPr>
         <w:drawing>
-          <wp:inline distT="0" distB="0" distL="0" distR="0" wp14:anchorId="14474BB1" wp14:editId="0E2F7542">
+          <wp:inline distT="0" distB="0" distL="0" distR="0" wp14:anchorId="65FA712D" wp14:editId="53D4A8EF">
             <wp:extent cx="5940000" cy="3341250"/>
             <wp:effectExtent l="0" t="0" r="0" b="0"/>
             <wp:docPr id="6004" name="Picture 6004"/>
@@ -3804,7 +3868,7 @@
           <w:lang w:val="en-GB"/>
         </w:rPr>
       </w:pPr>
-      <w:bookmarkStart w:id="5" w:name="_Toc241620629"/>
+      <w:bookmarkStart w:id="5" w:name="_Toc241648951"/>
       <w:r>
         <w:rPr>
           <w:lang w:val="en-GB"/>
@@ -3979,7 +4043,7 @@
         <w:rPr>
           <w:lang w:val="en-GB"/>
         </w:rPr>
-        <w:t xml:space="preserve"> Selecting another screen in the Screen list discards the changes that were not saved with UPDATE.</w:t>
+        <w:t xml:space="preserve"> The changes applied to the screen preview are kept while the Edit current config tab is open, and the next UPDATE saves all of them. Leaving the tab or reloading the page discards the changes that were not saved.</w:t>
       </w:r>
     </w:p>
     <w:p>
@@ -3992,7 +4056,7 @@
       <w:r>
         <w:br w:type="page"/>
       </w:r>
-      <w:bookmarkStart w:id="6" w:name="_Toc241620630"/>
+      <w:bookmarkStart w:id="6" w:name="_Toc241648952"/>
       <w:r>
         <w:rPr>
           <w:lang w:val="en-GB"/>
@@ -4167,7 +4231,7 @@
           <w:noProof/>
         </w:rPr>
         <w:drawing>
-          <wp:inline distT="0" distB="0" distL="0" distR="0" wp14:anchorId="4DB2220B" wp14:editId="45D0DB42">
+          <wp:inline distT="0" distB="0" distL="0" distR="0" wp14:anchorId="2061ADA5" wp14:editId="5E4F5E18">
             <wp:extent cx="5940000" cy="3341250"/>
             <wp:effectExtent l="0" t="0" r="0" b="0"/>
             <wp:docPr id="6005" name="Picture 6005"/>
@@ -4285,7 +4349,7 @@
           <w:noProof/>
         </w:rPr>
         <w:drawing>
-          <wp:inline distT="0" distB="0" distL="0" distR="0" wp14:anchorId="787855F4" wp14:editId="3B866FD2">
+          <wp:inline distT="0" distB="0" distL="0" distR="0" wp14:anchorId="25D99FAE" wp14:editId="28CF8B56">
             <wp:extent cx="5940000" cy="3341250"/>
             <wp:effectExtent l="0" t="0" r="0" b="0"/>
             <wp:docPr id="6006" name="Picture 6006"/>
@@ -4384,7 +4448,7 @@
           <w:noProof/>
         </w:rPr>
         <w:drawing>
-          <wp:inline distT="0" distB="0" distL="0" distR="0" wp14:anchorId="2F7CA0A2" wp14:editId="5B2B3C6B">
+          <wp:inline distT="0" distB="0" distL="0" distR="0" wp14:anchorId="3D2133C4" wp14:editId="3DCBB1A8">
             <wp:extent cx="5940000" cy="3341250"/>
             <wp:effectExtent l="0" t="0" r="0" b="0"/>
             <wp:docPr id="6007" name="Picture 6007"/>
@@ -4636,7 +4700,7 @@
           <w:noProof/>
         </w:rPr>
         <w:drawing>
-          <wp:inline distT="0" distB="0" distL="0" distR="0" wp14:anchorId="24B9BF59" wp14:editId="04EE7115">
+          <wp:inline distT="0" distB="0" distL="0" distR="0" wp14:anchorId="4A6B5080" wp14:editId="11FC0982">
             <wp:extent cx="5940000" cy="3341250"/>
             <wp:effectExtent l="0" t="0" r="0" b="0"/>
             <wp:docPr id="6008" name="Picture 6008"/>
@@ -4735,7 +4799,7 @@
           <w:noProof/>
         </w:rPr>
         <w:drawing>
-          <wp:inline distT="0" distB="0" distL="0" distR="0" wp14:anchorId="4A74EB80" wp14:editId="027B622C">
+          <wp:inline distT="0" distB="0" distL="0" distR="0" wp14:anchorId="0D056CE3" wp14:editId="242EFDD5">
             <wp:extent cx="5940000" cy="3341250"/>
             <wp:effectExtent l="0" t="0" r="0" b="0"/>
             <wp:docPr id="6009" name="Picture 6009"/>
@@ -4863,7 +4927,7 @@
           <w:noProof/>
         </w:rPr>
         <w:drawing>
-          <wp:inline distT="0" distB="0" distL="0" distR="0" wp14:anchorId="5271EF33" wp14:editId="77F260BA">
+          <wp:inline distT="0" distB="0" distL="0" distR="0" wp14:anchorId="39CCA527" wp14:editId="7AE89BA9">
             <wp:extent cx="2015999" cy="4031998"/>
             <wp:effectExtent l="0" t="0" r="0" b="0"/>
             <wp:docPr id="6010" name="Picture 6010"/>
@@ -4945,7 +5009,7 @@
       <w:r>
         <w:br w:type="page"/>
       </w:r>
-      <w:bookmarkStart w:id="7" w:name="_Toc241620631"/>
+      <w:bookmarkStart w:id="7" w:name="_Toc241648953"/>
       <w:r>
         <w:rPr>
           <w:lang w:val="en-GB"/>
@@ -5074,7 +5138,7 @@
           <w:noProof/>
         </w:rPr>
         <w:drawing>
-          <wp:inline distT="0" distB="0" distL="0" distR="0" wp14:anchorId="2875B150" wp14:editId="462019B6">
+          <wp:inline distT="0" distB="0" distL="0" distR="0" wp14:anchorId="48A8A212" wp14:editId="085E7A2A">
             <wp:extent cx="5940000" cy="3341250"/>
             <wp:effectExtent l="0" t="0" r="0" b="0"/>
             <wp:docPr id="6011" name="Picture 6011"/>
@@ -5219,7 +5283,7 @@
           <w:noProof/>
         </w:rPr>
         <w:drawing>
-          <wp:inline distT="0" distB="0" distL="0" distR="0" wp14:anchorId="5887382D" wp14:editId="5683071D">
+          <wp:inline distT="0" distB="0" distL="0" distR="0" wp14:anchorId="2B8146C5" wp14:editId="1984BF2C">
             <wp:extent cx="5940000" cy="3341250"/>
             <wp:effectExtent l="0" t="0" r="0" b="0"/>
             <wp:docPr id="6012" name="Picture 6012"/>
@@ -5305,7 +5369,7 @@
           <w:noProof/>
         </w:rPr>
         <w:drawing>
-          <wp:inline distT="0" distB="0" distL="0" distR="0" wp14:anchorId="7BB4CB88" wp14:editId="61F1251A">
+          <wp:inline distT="0" distB="0" distL="0" distR="0" wp14:anchorId="14A6B907" wp14:editId="5B15044E">
             <wp:extent cx="5940000" cy="3341250"/>
             <wp:effectExtent l="0" t="0" r="0" b="0"/>
             <wp:docPr id="6013" name="Picture 6013"/>
@@ -5469,7 +5533,7 @@
           <w:noProof/>
         </w:rPr>
         <w:drawing>
-          <wp:inline distT="0" distB="0" distL="0" distR="0" wp14:anchorId="7B294AA8" wp14:editId="7A2204AA">
+          <wp:inline distT="0" distB="0" distL="0" distR="0" wp14:anchorId="5052F81B" wp14:editId="1A05007F">
             <wp:extent cx="5940000" cy="3341250"/>
             <wp:effectExtent l="0" t="0" r="0" b="0"/>
             <wp:docPr id="6014" name="Picture 6014"/>
@@ -5597,7 +5661,7 @@
           <w:noProof/>
         </w:rPr>
         <w:drawing>
-          <wp:inline distT="0" distB="0" distL="0" distR="0" wp14:anchorId="0619F4DB" wp14:editId="2CD33C38">
+          <wp:inline distT="0" distB="0" distL="0" distR="0" wp14:anchorId="4CF0D610" wp14:editId="4E50FA0E">
             <wp:extent cx="2015999" cy="4031998"/>
             <wp:effectExtent l="0" t="0" r="0" b="0"/>
             <wp:docPr id="6015" name="Picture 6015"/>
@@ -5679,7 +5743,7 @@
       <w:r>
         <w:br w:type="page"/>
       </w:r>
-      <w:bookmarkStart w:id="8" w:name="_Toc241620632"/>
+      <w:bookmarkStart w:id="8" w:name="_Toc241648954"/>
       <w:r>
         <w:rPr>
           <w:lang w:val="en-GB"/>
@@ -5829,7 +5893,7 @@
           <w:noProof/>
         </w:rPr>
         <w:drawing>
-          <wp:inline distT="0" distB="0" distL="0" distR="0" wp14:anchorId="3EB9EED6" wp14:editId="7E0C4DF2">
+          <wp:inline distT="0" distB="0" distL="0" distR="0" wp14:anchorId="1395C78D" wp14:editId="7415253E">
             <wp:extent cx="5940000" cy="3341250"/>
             <wp:effectExtent l="0" t="0" r="0" b="0"/>
             <wp:docPr id="6016" name="Picture 6016"/>
@@ -5947,7 +6011,7 @@
           <w:noProof/>
         </w:rPr>
         <w:drawing>
-          <wp:inline distT="0" distB="0" distL="0" distR="0" wp14:anchorId="391744AF" wp14:editId="4CB2CC82">
+          <wp:inline distT="0" distB="0" distL="0" distR="0" wp14:anchorId="6A429E20" wp14:editId="18B93354">
             <wp:extent cx="5940000" cy="3341250"/>
             <wp:effectExtent l="0" t="0" r="0" b="0"/>
             <wp:docPr id="6017" name="Picture 6017"/>
@@ -6065,7 +6129,7 @@
           <w:noProof/>
         </w:rPr>
         <w:drawing>
-          <wp:inline distT="0" distB="0" distL="0" distR="0" wp14:anchorId="025C7664" wp14:editId="303681AB">
+          <wp:inline distT="0" distB="0" distL="0" distR="0" wp14:anchorId="13F2E11B" wp14:editId="67B27623">
             <wp:extent cx="5940000" cy="3341250"/>
             <wp:effectExtent l="0" t="0" r="0" b="0"/>
             <wp:docPr id="6018" name="Picture 6018"/>
@@ -6218,7 +6282,7 @@
           <w:noProof/>
         </w:rPr>
         <w:drawing>
-          <wp:inline distT="0" distB="0" distL="0" distR="0" wp14:anchorId="36193E76" wp14:editId="017E0E56">
+          <wp:inline distT="0" distB="0" distL="0" distR="0" wp14:anchorId="446B18CC" wp14:editId="5BA31C28">
             <wp:extent cx="5940000" cy="3341250"/>
             <wp:effectExtent l="0" t="0" r="0" b="0"/>
             <wp:docPr id="6019" name="Picture 6019"/>
@@ -6317,7 +6381,7 @@
           <w:noProof/>
         </w:rPr>
         <w:drawing>
-          <wp:inline distT="0" distB="0" distL="0" distR="0" wp14:anchorId="5BF8A812" wp14:editId="6D54A888">
+          <wp:inline distT="0" distB="0" distL="0" distR="0" wp14:anchorId="1B7C0067" wp14:editId="7F282909">
             <wp:extent cx="5940000" cy="3341250"/>
             <wp:effectExtent l="0" t="0" r="0" b="0"/>
             <wp:docPr id="6020" name="Picture 6020"/>
@@ -6537,7 +6601,7 @@
           <w:noProof/>
         </w:rPr>
         <w:drawing>
-          <wp:inline distT="0" distB="0" distL="0" distR="0" wp14:anchorId="63D26795" wp14:editId="19DCBAD7">
+          <wp:inline distT="0" distB="0" distL="0" distR="0" wp14:anchorId="42BB3242" wp14:editId="2283EEB6">
             <wp:extent cx="5940000" cy="3341250"/>
             <wp:effectExtent l="0" t="0" r="0" b="0"/>
             <wp:docPr id="6021" name="Picture 6021"/>
@@ -6665,7 +6729,7 @@
           <w:noProof/>
         </w:rPr>
         <w:drawing>
-          <wp:inline distT="0" distB="0" distL="0" distR="0" wp14:anchorId="43F8794F" wp14:editId="2E52B62C">
+          <wp:inline distT="0" distB="0" distL="0" distR="0" wp14:anchorId="3A6982B3" wp14:editId="7CC7EAE9">
             <wp:extent cx="2015999" cy="4031998"/>
             <wp:effectExtent l="0" t="0" r="0" b="0"/>
             <wp:docPr id="6022" name="Picture 6022"/>
@@ -6747,7 +6811,7 @@
       <w:r>
         <w:br w:type="page"/>
       </w:r>
-      <w:bookmarkStart w:id="9" w:name="_Toc241620633"/>
+      <w:bookmarkStart w:id="9" w:name="_Toc241648955"/>
       <w:r>
         <w:rPr>
           <w:lang w:val="en-GB"/>
@@ -6811,7 +6875,7 @@
                 <w:noProof/>
               </w:rPr>
               <w:drawing>
-                <wp:inline distT="0" distB="0" distL="0" distR="0" wp14:anchorId="36239418" wp14:editId="0DF53BF5">
+                <wp:inline distT="0" distB="0" distL="0" distR="0" wp14:anchorId="1C8BDD57" wp14:editId="3CB70D46">
                   <wp:extent cx="2015999" cy="4031998"/>
                   <wp:effectExtent l="0" t="0" r="0" b="0"/>
                   <wp:docPr id="6023" name="Picture 6023"/>
@@ -6902,7 +6966,7 @@
                 <w:noProof/>
               </w:rPr>
               <w:drawing>
-                <wp:inline distT="0" distB="0" distL="0" distR="0" wp14:anchorId="1409D450" wp14:editId="5822BE47">
+                <wp:inline distT="0" distB="0" distL="0" distR="0" wp14:anchorId="558518E2" wp14:editId="6E1889DD">
                   <wp:extent cx="2015999" cy="4031998"/>
                   <wp:effectExtent l="0" t="0" r="0" b="0"/>
                   <wp:docPr id="6024" name="Picture 6024"/>
@@ -7048,7 +7112,7 @@
       <w:r>
         <w:br w:type="page"/>
       </w:r>
-      <w:bookmarkStart w:id="10" w:name="_Toc241620634"/>
+      <w:bookmarkStart w:id="10" w:name="_Toc241648956"/>
       <w:r>
         <w:rPr>
           <w:lang w:val="en-GB"/>
@@ -12019,85 +12083,85 @@
       <w:startOverride w:val="1"/>
     </w:lvlOverride>
   </w:num>
-  <w:num w:numId="34" w16cid:durableId="2089572716">
+  <w:num w:numId="34" w16cid:durableId="2042897139">
     <w:abstractNumId w:val="19"/>
     <w:lvlOverride w:ilvl="0">
       <w:startOverride w:val="1"/>
     </w:lvlOverride>
   </w:num>
-  <w:num w:numId="35" w16cid:durableId="1751661429">
+  <w:num w:numId="35" w16cid:durableId="138764924">
     <w:abstractNumId w:val="19"/>
     <w:lvlOverride w:ilvl="0">
       <w:startOverride w:val="1"/>
     </w:lvlOverride>
   </w:num>
-  <w:num w:numId="36" w16cid:durableId="659620833">
+  <w:num w:numId="36" w16cid:durableId="116222891">
     <w:abstractNumId w:val="19"/>
     <w:lvlOverride w:ilvl="0">
       <w:startOverride w:val="1"/>
     </w:lvlOverride>
   </w:num>
-  <w:num w:numId="37" w16cid:durableId="797723921">
+  <w:num w:numId="37" w16cid:durableId="1107458525">
     <w:abstractNumId w:val="19"/>
     <w:lvlOverride w:ilvl="0">
       <w:startOverride w:val="1"/>
     </w:lvlOverride>
   </w:num>
-  <w:num w:numId="38" w16cid:durableId="967854502">
+  <w:num w:numId="38" w16cid:durableId="1495947127">
     <w:abstractNumId w:val="19"/>
     <w:lvlOverride w:ilvl="0">
       <w:startOverride w:val="1"/>
     </w:lvlOverride>
   </w:num>
-  <w:num w:numId="39" w16cid:durableId="2049908173">
+  <w:num w:numId="39" w16cid:durableId="485895681">
     <w:abstractNumId w:val="19"/>
     <w:lvlOverride w:ilvl="0">
       <w:startOverride w:val="1"/>
     </w:lvlOverride>
   </w:num>
-  <w:num w:numId="40" w16cid:durableId="1118261335">
+  <w:num w:numId="40" w16cid:durableId="1411929664">
     <w:abstractNumId w:val="19"/>
     <w:lvlOverride w:ilvl="0">
       <w:startOverride w:val="1"/>
     </w:lvlOverride>
   </w:num>
-  <w:num w:numId="41" w16cid:durableId="603540729">
+  <w:num w:numId="41" w16cid:durableId="954599267">
     <w:abstractNumId w:val="19"/>
     <w:lvlOverride w:ilvl="0">
       <w:startOverride w:val="1"/>
     </w:lvlOverride>
   </w:num>
-  <w:num w:numId="42" w16cid:durableId="1023550443">
+  <w:num w:numId="42" w16cid:durableId="1875998812">
     <w:abstractNumId w:val="19"/>
     <w:lvlOverride w:ilvl="0">
       <w:startOverride w:val="1"/>
     </w:lvlOverride>
   </w:num>
-  <w:num w:numId="43" w16cid:durableId="1280913032">
+  <w:num w:numId="43" w16cid:durableId="1106316161">
     <w:abstractNumId w:val="19"/>
     <w:lvlOverride w:ilvl="0">
       <w:startOverride w:val="1"/>
     </w:lvlOverride>
   </w:num>
-  <w:num w:numId="44" w16cid:durableId="1061907329">
+  <w:num w:numId="44" w16cid:durableId="1194268786">
     <w:abstractNumId w:val="19"/>
     <w:lvlOverride w:ilvl="0">
       <w:startOverride w:val="1"/>
     </w:lvlOverride>
   </w:num>
-  <w:num w:numId="45" w16cid:durableId="1002662174">
+  <w:num w:numId="45" w16cid:durableId="1211578454">
     <w:abstractNumId w:val="19"/>
     <w:lvlOverride w:ilvl="0">
       <w:startOverride w:val="1"/>
     </w:lvlOverride>
   </w:num>
-  <w:num w:numId="46" w16cid:durableId="1346319808">
+  <w:num w:numId="46" w16cid:durableId="809447468">
     <w:abstractNumId w:val="19"/>
     <w:lvlOverride w:ilvl="0">
       <w:startOverride w:val="1"/>
     </w:lvlOverride>
   </w:num>
-  <w:num w:numId="47" w16cid:durableId="1151676483">
+  <w:num w:numId="47" w16cid:durableId="1517109464">
     <w:abstractNumId w:val="19"/>
     <w:lvlOverride w:ilvl="0">
       <w:startOverride w:val="1"/>
